--- a/(PRGDE004)07_詳細設計書(変更・追加分)EPISODE1_1.0.0修正版.docx
+++ b/(PRGDE004)07_詳細設計書(変更・追加分)EPISODE1_1.0.0修正版.docx
@@ -1839,7 +1839,7 @@
         <mc:AlternateContent>
           <mc:Choice Requires="wpg">
             <w:drawing>
-              <wp:anchor distT="0" distB="3175" distL="100330" distR="127000" simplePos="0" relativeHeight="34" behindDoc="0" locked="0" layoutInCell="0" allowOverlap="1" wp14:anchorId="0CE766BB">
+              <wp:anchor distT="0" distB="3810" distL="100330" distR="127000" simplePos="0" relativeHeight="34" behindDoc="0" locked="0" layoutInCell="0" allowOverlap="1" wp14:anchorId="0CE766BB">
                 <wp:simplePos x="0" y="0"/>
                 <wp:positionH relativeFrom="column">
                   <wp:posOffset>628015</wp:posOffset>
@@ -1892,7 +1892,7 @@
                         <wps:spPr>
                           <a:xfrm>
                             <a:off x="0" y="250200"/>
-                            <a:ext cx="4907160" cy="299160"/>
+                            <a:ext cx="4907160" cy="297720"/>
                           </a:xfrm>
                           <a:prstGeom prst="roundRect">
                             <a:avLst>
@@ -1959,7 +1959,7 @@
                         <wps:spPr>
                           <a:xfrm>
                             <a:off x="0" y="551880"/>
-                            <a:ext cx="4907160" cy="299160"/>
+                            <a:ext cx="4907160" cy="297720"/>
                           </a:xfrm>
                           <a:prstGeom prst="roundRect">
                             <a:avLst>
@@ -2025,8 +2025,8 @@
                         <wps:cNvSpPr/>
                         <wps:spPr>
                           <a:xfrm>
-                            <a:off x="17280" y="2486520"/>
-                            <a:ext cx="4888800" cy="221760"/>
+                            <a:off x="17280" y="2487960"/>
+                            <a:ext cx="4888800" cy="220320"/>
                           </a:xfrm>
                           <a:prstGeom prst="roundRect">
                             <a:avLst>
@@ -2093,7 +2093,7 @@
                         <wps:spPr>
                           <a:xfrm>
                             <a:off x="759600" y="862200"/>
-                            <a:ext cx="954360" cy="1586880"/>
+                            <a:ext cx="953280" cy="1586880"/>
                           </a:xfrm>
                           <a:prstGeom prst="roundRect">
                             <a:avLst>
@@ -2254,7 +2254,7 @@
                   <v:stroke color="#3465a4" joinstyle="round" endcap="flat"/>
                   <w10:wrap type="topAndBottom"/>
                 </v:shape>
-                <v:roundrect id="shape_0" stroked="t" o:allowincell="f" style="position:absolute;left:989;top:2175;width:7727;height:470;mso-wrap-style:square;v-text-anchor:middle">
+                <v:roundrect id="shape_0" stroked="t" o:allowincell="f" style="position:absolute;left:989;top:2175;width:7727;height:468;mso-wrap-style:square;v-text-anchor:middle">
                   <v:fill o:detectmouseclick="t" on="false"/>
                   <v:stroke color="#4bacc6" weight="25560" dashstyle="shortdash" joinstyle="round" endcap="flat"/>
                   <v:textbox>
@@ -2286,7 +2286,7 @@
                   </v:textbox>
                   <w10:wrap type="topAndBottom"/>
                 </v:roundrect>
-                <v:roundrect id="shape_0" stroked="t" o:allowincell="f" style="position:absolute;left:989;top:2650;width:7727;height:470;mso-wrap-style:square;v-text-anchor:middle">
+                <v:roundrect id="shape_0" stroked="t" o:allowincell="f" style="position:absolute;left:989;top:2650;width:7727;height:468;mso-wrap-style:square;v-text-anchor:middle">
                   <v:fill o:detectmouseclick="t" on="false"/>
                   <v:stroke color="#4bacc6" weight="25560" dashstyle="shortdash" joinstyle="round" endcap="flat"/>
                   <v:textbox>
@@ -2318,7 +2318,7 @@
                   </v:textbox>
                   <w10:wrap type="topAndBottom"/>
                 </v:roundrect>
-                <v:roundrect id="shape_0" stroked="t" o:allowincell="f" style="position:absolute;left:1016;top:5697;width:7698;height:348;mso-wrap-style:square;v-text-anchor:middle">
+                <v:roundrect id="shape_0" stroked="t" o:allowincell="f" style="position:absolute;left:1016;top:5699;width:7698;height:346;mso-wrap-style:square;v-text-anchor:middle">
                   <v:fill o:detectmouseclick="t" on="false"/>
                   <v:stroke color="#4bacc6" weight="25560" dashstyle="shortdash" joinstyle="round" endcap="flat"/>
                   <v:textbox>
@@ -2350,7 +2350,7 @@
                   </v:textbox>
                   <w10:wrap type="topAndBottom"/>
                 </v:roundrect>
-                <v:roundrect id="shape_0" stroked="t" o:allowincell="f" style="position:absolute;left:2185;top:3139;width:1502;height:2498;mso-wrap-style:square;v-text-anchor:middle">
+                <v:roundrect id="shape_0" stroked="t" o:allowincell="f" style="position:absolute;left:2185;top:3139;width:1500;height:2498;mso-wrap-style:square;v-text-anchor:middle">
                   <v:fill o:detectmouseclick="t" on="false"/>
                   <v:stroke color="#4bacc6" weight="25560" dashstyle="shortdash" joinstyle="round" endcap="flat"/>
                   <v:textbox>
@@ -2421,7 +2421,7 @@
         <mc:AlternateContent>
           <mc:Choice Requires="wps">
             <w:drawing>
-              <wp:anchor distT="0" distB="0" distL="0" distR="0" simplePos="0" relativeHeight="41" behindDoc="0" locked="0" layoutInCell="1" allowOverlap="1">
+              <wp:anchor distT="1270" distB="0" distL="1270" distR="635" simplePos="0" relativeHeight="41" behindDoc="0" locked="0" layoutInCell="1" allowOverlap="1">
                 <wp:simplePos x="0" y="0"/>
                 <wp:positionH relativeFrom="column">
                   <wp:posOffset>2810510</wp:posOffset>
@@ -2753,11 +2753,11 @@
         <w:tblLook w:firstRow="1" w:noVBand="1" w:lastRow="0" w:firstColumn="0" w:lastColumn="0" w:noHBand="1" w:val="0620"/>
       </w:tblPr>
       <w:tblGrid>
-        <w:gridCol w:w="1776"/>
+        <w:gridCol w:w="1774"/>
         <w:gridCol w:w="2205"/>
-        <w:gridCol w:w="1171"/>
-        <w:gridCol w:w="1524"/>
-        <w:gridCol w:w="3251"/>
+        <w:gridCol w:w="1173"/>
+        <w:gridCol w:w="1522"/>
+        <w:gridCol w:w="3253"/>
       </w:tblGrid>
       <w:tr>
         <w:trPr>
@@ -2766,7 +2766,7 @@
         </w:trPr>
         <w:tc>
           <w:tcPr>
-            <w:tcW w:w="1776" w:type="dxa"/>
+            <w:tcW w:w="1774" w:type="dxa"/>
             <w:tcBorders/>
             <w:shd w:color="auto" w:fill="4F81BD" w:themeFill="accent1" w:val="clear"/>
           </w:tcPr>
@@ -2824,7 +2824,7 @@
         </w:tc>
         <w:tc>
           <w:tcPr>
-            <w:tcW w:w="1171" w:type="dxa"/>
+            <w:tcW w:w="1173" w:type="dxa"/>
             <w:tcBorders/>
             <w:shd w:color="auto" w:fill="4F81BD" w:themeFill="accent1" w:val="clear"/>
           </w:tcPr>
@@ -2879,7 +2879,7 @@
         </w:tc>
         <w:tc>
           <w:tcPr>
-            <w:tcW w:w="1524" w:type="dxa"/>
+            <w:tcW w:w="1522" w:type="dxa"/>
             <w:tcBorders/>
             <w:shd w:color="auto" w:fill="4F81BD" w:themeFill="accent1" w:val="clear"/>
           </w:tcPr>
@@ -2940,7 +2940,7 @@
         </w:tc>
         <w:tc>
           <w:tcPr>
-            <w:tcW w:w="3251" w:type="dxa"/>
+            <w:tcW w:w="3253" w:type="dxa"/>
             <w:tcBorders/>
             <w:shd w:color="auto" w:fill="4F81BD" w:themeFill="accent1" w:val="clear"/>
           </w:tcPr>
@@ -3000,7 +3000,7 @@
         </w:trPr>
         <w:tc>
           <w:tcPr>
-            <w:tcW w:w="1776" w:type="dxa"/>
+            <w:tcW w:w="1774" w:type="dxa"/>
             <w:tcBorders/>
           </w:tcPr>
           <w:p>
@@ -3088,7 +3088,7 @@
         </w:tc>
         <w:tc>
           <w:tcPr>
-            <w:tcW w:w="1171" w:type="dxa"/>
+            <w:tcW w:w="1173" w:type="dxa"/>
             <w:tcBorders/>
           </w:tcPr>
           <w:p>
@@ -3114,7 +3114,7 @@
         </w:tc>
         <w:tc>
           <w:tcPr>
-            <w:tcW w:w="1524" w:type="dxa"/>
+            <w:tcW w:w="1522" w:type="dxa"/>
             <w:tcBorders/>
           </w:tcPr>
           <w:p>
@@ -3140,7 +3140,7 @@
         </w:tc>
         <w:tc>
           <w:tcPr>
-            <w:tcW w:w="3251" w:type="dxa"/>
+            <w:tcW w:w="3253" w:type="dxa"/>
             <w:tcBorders/>
           </w:tcPr>
           <w:p>
@@ -3216,7 +3216,7 @@
         </w:trPr>
         <w:tc>
           <w:tcPr>
-            <w:tcW w:w="1776" w:type="dxa"/>
+            <w:tcW w:w="1774" w:type="dxa"/>
             <w:tcBorders/>
           </w:tcPr>
           <w:p>
@@ -3268,7 +3268,7 @@
         </w:tc>
         <w:tc>
           <w:tcPr>
-            <w:tcW w:w="1171" w:type="dxa"/>
+            <w:tcW w:w="1173" w:type="dxa"/>
             <w:tcBorders/>
           </w:tcPr>
           <w:p>
@@ -3294,7 +3294,7 @@
         </w:tc>
         <w:tc>
           <w:tcPr>
-            <w:tcW w:w="1524" w:type="dxa"/>
+            <w:tcW w:w="1522" w:type="dxa"/>
             <w:tcBorders/>
           </w:tcPr>
           <w:p>
@@ -3320,7 +3320,7 @@
         </w:tc>
         <w:tc>
           <w:tcPr>
-            <w:tcW w:w="3251" w:type="dxa"/>
+            <w:tcW w:w="3253" w:type="dxa"/>
             <w:tcBorders/>
           </w:tcPr>
           <w:p>
@@ -3369,7 +3369,7 @@
         </w:trPr>
         <w:tc>
           <w:tcPr>
-            <w:tcW w:w="1776" w:type="dxa"/>
+            <w:tcW w:w="1774" w:type="dxa"/>
             <w:tcBorders/>
           </w:tcPr>
           <w:p>
@@ -3421,7 +3421,7 @@
         </w:tc>
         <w:tc>
           <w:tcPr>
-            <w:tcW w:w="1171" w:type="dxa"/>
+            <w:tcW w:w="1173" w:type="dxa"/>
             <w:tcBorders/>
           </w:tcPr>
           <w:p>
@@ -3447,7 +3447,7 @@
         </w:tc>
         <w:tc>
           <w:tcPr>
-            <w:tcW w:w="1524" w:type="dxa"/>
+            <w:tcW w:w="1522" w:type="dxa"/>
             <w:tcBorders/>
           </w:tcPr>
           <w:p>
@@ -3473,7 +3473,7 @@
         </w:tc>
         <w:tc>
           <w:tcPr>
-            <w:tcW w:w="3251" w:type="dxa"/>
+            <w:tcW w:w="3253" w:type="dxa"/>
             <w:tcBorders/>
           </w:tcPr>
           <w:p>
@@ -3522,7 +3522,7 @@
         </w:trPr>
         <w:tc>
           <w:tcPr>
-            <w:tcW w:w="1776" w:type="dxa"/>
+            <w:tcW w:w="1774" w:type="dxa"/>
             <w:tcBorders>
               <w:top w:val="nil"/>
             </w:tcBorders>
@@ -3614,7 +3614,7 @@
         </w:tc>
         <w:tc>
           <w:tcPr>
-            <w:tcW w:w="1171" w:type="dxa"/>
+            <w:tcW w:w="1173" w:type="dxa"/>
             <w:tcBorders>
               <w:top w:val="nil"/>
             </w:tcBorders>
@@ -3642,7 +3642,7 @@
         </w:tc>
         <w:tc>
           <w:tcPr>
-            <w:tcW w:w="1524" w:type="dxa"/>
+            <w:tcW w:w="1522" w:type="dxa"/>
             <w:tcBorders>
               <w:top w:val="nil"/>
             </w:tcBorders>
@@ -3670,7 +3670,7 @@
         </w:tc>
         <w:tc>
           <w:tcPr>
-            <w:tcW w:w="3251" w:type="dxa"/>
+            <w:tcW w:w="3253" w:type="dxa"/>
             <w:tcBorders>
               <w:top w:val="nil"/>
             </w:tcBorders>
@@ -3748,7 +3748,7 @@
         </w:trPr>
         <w:tc>
           <w:tcPr>
-            <w:tcW w:w="1776" w:type="dxa"/>
+            <w:tcW w:w="1774" w:type="dxa"/>
             <w:tcBorders>
               <w:top w:val="nil"/>
             </w:tcBorders>
@@ -3828,7 +3828,7 @@
         </w:tc>
         <w:tc>
           <w:tcPr>
-            <w:tcW w:w="1171" w:type="dxa"/>
+            <w:tcW w:w="1173" w:type="dxa"/>
             <w:tcBorders>
               <w:top w:val="nil"/>
             </w:tcBorders>
@@ -3856,7 +3856,7 @@
         </w:tc>
         <w:tc>
           <w:tcPr>
-            <w:tcW w:w="1524" w:type="dxa"/>
+            <w:tcW w:w="1522" w:type="dxa"/>
             <w:tcBorders>
               <w:top w:val="nil"/>
             </w:tcBorders>
@@ -3884,7 +3884,7 @@
         </w:tc>
         <w:tc>
           <w:tcPr>
-            <w:tcW w:w="3251" w:type="dxa"/>
+            <w:tcW w:w="3253" w:type="dxa"/>
             <w:tcBorders>
               <w:top w:val="nil"/>
             </w:tcBorders>
@@ -3917,7 +3917,7 @@
         </w:trPr>
         <w:tc>
           <w:tcPr>
-            <w:tcW w:w="1776" w:type="dxa"/>
+            <w:tcW w:w="1774" w:type="dxa"/>
             <w:tcBorders>
               <w:top w:val="nil"/>
             </w:tcBorders>
@@ -3999,7 +3999,7 @@
         </w:tc>
         <w:tc>
           <w:tcPr>
-            <w:tcW w:w="1171" w:type="dxa"/>
+            <w:tcW w:w="1173" w:type="dxa"/>
             <w:tcBorders>
               <w:top w:val="nil"/>
             </w:tcBorders>
@@ -4028,7 +4028,7 @@
         </w:tc>
         <w:tc>
           <w:tcPr>
-            <w:tcW w:w="1524" w:type="dxa"/>
+            <w:tcW w:w="1522" w:type="dxa"/>
             <w:tcBorders>
               <w:top w:val="nil"/>
             </w:tcBorders>
@@ -4057,7 +4057,7 @@
         </w:tc>
         <w:tc>
           <w:tcPr>
-            <w:tcW w:w="3251" w:type="dxa"/>
+            <w:tcW w:w="3253" w:type="dxa"/>
             <w:tcBorders>
               <w:top w:val="nil"/>
             </w:tcBorders>
@@ -4244,13 +4244,13 @@
       </w:tblPr>
       <w:tblGrid>
         <w:gridCol w:w="421"/>
-        <w:gridCol w:w="1652"/>
-        <w:gridCol w:w="332"/>
+        <w:gridCol w:w="1650"/>
+        <w:gridCol w:w="334"/>
         <w:gridCol w:w="2105"/>
-        <w:gridCol w:w="1443"/>
-        <w:gridCol w:w="1276"/>
-        <w:gridCol w:w="1268"/>
-        <w:gridCol w:w="1276"/>
+        <w:gridCol w:w="1441"/>
+        <w:gridCol w:w="1278"/>
+        <w:gridCol w:w="1266"/>
+        <w:gridCol w:w="1278"/>
       </w:tblGrid>
       <w:tr>
         <w:trPr>
@@ -4364,7 +4364,7 @@
         <w:trPr/>
         <w:tc>
           <w:tcPr>
-            <w:tcW w:w="2073" w:type="dxa"/>
+            <w:tcW w:w="2071" w:type="dxa"/>
             <w:gridSpan w:val="2"/>
             <w:tcBorders/>
             <w:shd w:color="auto" w:fill="4F81BD" w:themeFill="accent1" w:val="clear"/>
@@ -4392,7 +4392,7 @@
         </w:tc>
         <w:tc>
           <w:tcPr>
-            <w:tcW w:w="2437" w:type="dxa"/>
+            <w:tcW w:w="2439" w:type="dxa"/>
             <w:gridSpan w:val="2"/>
             <w:tcBorders/>
             <w:shd w:color="auto" w:fill="4F81BD" w:themeFill="accent1" w:val="clear"/>
@@ -4420,7 +4420,7 @@
         </w:tc>
         <w:tc>
           <w:tcPr>
-            <w:tcW w:w="1443" w:type="dxa"/>
+            <w:tcW w:w="1441" w:type="dxa"/>
             <w:tcBorders/>
             <w:shd w:color="auto" w:fill="4F81BD" w:themeFill="accent1" w:val="clear"/>
           </w:tcPr>
@@ -4447,7 +4447,7 @@
         </w:tc>
         <w:tc>
           <w:tcPr>
-            <w:tcW w:w="1276" w:type="dxa"/>
+            <w:tcW w:w="1278" w:type="dxa"/>
             <w:tcBorders/>
             <w:shd w:color="auto" w:fill="4F81BD" w:themeFill="accent1" w:val="clear"/>
           </w:tcPr>
@@ -4474,7 +4474,7 @@
         </w:tc>
         <w:tc>
           <w:tcPr>
-            <w:tcW w:w="1268" w:type="dxa"/>
+            <w:tcW w:w="1266" w:type="dxa"/>
             <w:tcBorders/>
             <w:shd w:color="auto" w:fill="4F81BD" w:themeFill="accent1" w:val="clear"/>
           </w:tcPr>
@@ -4501,7 +4501,7 @@
         </w:tc>
         <w:tc>
           <w:tcPr>
-            <w:tcW w:w="1276" w:type="dxa"/>
+            <w:tcW w:w="1278" w:type="dxa"/>
             <w:tcBorders/>
             <w:shd w:color="auto" w:fill="4F81BD" w:themeFill="accent1" w:val="clear"/>
           </w:tcPr>
@@ -4574,7 +4574,7 @@
         </w:tc>
         <w:tc>
           <w:tcPr>
-            <w:tcW w:w="1652" w:type="dxa"/>
+            <w:tcW w:w="1650" w:type="dxa"/>
             <w:tcBorders/>
           </w:tcPr>
           <w:p>
@@ -4600,7 +4600,7 @@
         </w:tc>
         <w:tc>
           <w:tcPr>
-            <w:tcW w:w="332" w:type="dxa"/>
+            <w:tcW w:w="334" w:type="dxa"/>
             <w:tcBorders/>
           </w:tcPr>
           <w:p>
@@ -4652,7 +4652,7 @@
         </w:tc>
         <w:tc>
           <w:tcPr>
-            <w:tcW w:w="1443" w:type="dxa"/>
+            <w:tcW w:w="1441" w:type="dxa"/>
             <w:tcBorders/>
           </w:tcPr>
           <w:p>
@@ -4678,7 +4678,7 @@
         </w:tc>
         <w:tc>
           <w:tcPr>
-            <w:tcW w:w="1276" w:type="dxa"/>
+            <w:tcW w:w="1278" w:type="dxa"/>
             <w:tcBorders/>
           </w:tcPr>
           <w:p>
@@ -4704,7 +4704,7 @@
         </w:tc>
         <w:tc>
           <w:tcPr>
-            <w:tcW w:w="1268" w:type="dxa"/>
+            <w:tcW w:w="1266" w:type="dxa"/>
             <w:tcBorders/>
           </w:tcPr>
           <w:p>
@@ -4730,7 +4730,7 @@
         </w:tc>
         <w:tc>
           <w:tcPr>
-            <w:tcW w:w="1276" w:type="dxa"/>
+            <w:tcW w:w="1278" w:type="dxa"/>
             <w:tcBorders/>
           </w:tcPr>
           <w:p>
@@ -4960,6 +4960,22 @@
     </w:p>
     <w:p>
       <w:pPr>
+        <w:pStyle w:val="-9pt1"/>
+        <w:rPr>
+          <w:ins w:id="1" w:author="不明な作成者" w:date="2026-06-08T09:22:52Z"/>
+          <w:rFonts w:hint="eastAsia"/>
+        </w:rPr>
+      </w:pPr>
+      <w:ins w:id="0" w:author="不明な作成者" w:date="2026-06-08T09:22:52Z">
+        <w:r>
+          <w:rPr>
+            <w:rFonts w:hint="eastAsia"/>
+          </w:rPr>
+        </w:r>
+      </w:ins>
+    </w:p>
+    <w:p>
+      <w:pPr>
         <w:pStyle w:val="Heading4"/>
         <w:ind w:firstLineChars="100" w:leftChars="100" w:rightChars="100"/>
         <w:rPr/>
@@ -6497,16 +6513,7 @@
                 <w:kern w:val="2"/>
                 <w:lang w:val="en-US" w:eastAsia="ja-JP" w:bidi="ar-SA"/>
               </w:rPr>
-              <w:t>・</w:t>
-            </w:r>
-            <w:r>
-              <w:rPr>
-                <w:rFonts w:hint="eastAsia"/>
-                <w:color w:val="FF4000"/>
-                <w:kern w:val="2"/>
-                <w:lang w:val="en-US" w:eastAsia="ja-JP" w:bidi="ar-SA"/>
-              </w:rPr>
-              <w:t>タイムセール時以外</w:t>
+              <w:t>・タイムセール時以外</w:t>
             </w:r>
             <w:r>
               <w:rPr>
@@ -8474,25 +8481,7 @@
                 <w:kern w:val="2"/>
                 <w:lang w:val="en-US" w:eastAsia="ja-JP" w:bidi="ar-SA"/>
               </w:rPr>
-              <w:t>クーポンの発行フラグを</w:t>
-            </w:r>
-            <w:r>
-              <w:rPr>
-                <w:rFonts w:hint="eastAsia"/>
-                <w:color w:val="FF4000"/>
-                <w:kern w:val="2"/>
-                <w:lang w:val="en-US" w:eastAsia="ja-JP" w:bidi="ar-SA"/>
-              </w:rPr>
-              <w:t>セッション</w:t>
-            </w:r>
-            <w:r>
-              <w:rPr>
-                <w:rFonts w:hint="eastAsia"/>
-                <w:color w:val="FF4000"/>
-                <w:kern w:val="2"/>
-                <w:lang w:val="en-US" w:eastAsia="ja-JP" w:bidi="ar-SA"/>
-              </w:rPr>
-              <w:t>スコープに渡す</w:t>
+              <w:t>クーポンの発行フラグをセッションスコープに渡す</w:t>
             </w:r>
           </w:p>
           <w:p>
@@ -9543,6 +9532,144 @@
           </a:graphic>
         </wp:anchor>
       </w:drawing>
+      <w:drawing>
+        <wp:anchor distT="0" distB="0" distL="0" distR="0" simplePos="0" relativeHeight="51" behindDoc="1" locked="0" layoutInCell="1" allowOverlap="1">
+          <wp:simplePos x="0" y="0"/>
+          <wp:positionH relativeFrom="column">
+            <wp:posOffset>4255770</wp:posOffset>
+          </wp:positionH>
+          <wp:positionV relativeFrom="paragraph">
+            <wp:posOffset>-605790</wp:posOffset>
+          </wp:positionV>
+          <wp:extent cx="1120775" cy="1120775"/>
+          <wp:effectExtent l="0" t="0" r="0" b="0"/>
+          <wp:wrapNone/>
+          <wp:docPr id="14" name="図 38 Copy 1" descr="C:\Users\user\Pictures\Web素材\テクスチャ\ウェーブ\テンプレート用\bg_sircle.png"/>
+          <wp:cNvGraphicFramePr>
+            <a:graphicFrameLocks xmlns:a="http://schemas.openxmlformats.org/drawingml/2006/main" noChangeAspect="1"/>
+          </wp:cNvGraphicFramePr>
+          <a:graphic xmlns:a="http://schemas.openxmlformats.org/drawingml/2006/main">
+            <a:graphicData uri="http://schemas.openxmlformats.org/drawingml/2006/picture">
+              <pic:pic xmlns:pic="http://schemas.openxmlformats.org/drawingml/2006/picture">
+                <pic:nvPicPr>
+                  <pic:cNvPr id="14" name="図 38 Copy 1" descr="C:\Users\user\Pictures\Web素材\テクスチャ\ウェーブ\テンプレート用\bg_sircle.png"/>
+                  <pic:cNvPicPr>
+                    <a:picLocks noChangeAspect="1" noChangeArrowheads="1"/>
+                  </pic:cNvPicPr>
+                </pic:nvPicPr>
+                <pic:blipFill>
+                  <a:blip r:embed="rId4"/>
+                  <a:stretch>
+                    <a:fillRect/>
+                  </a:stretch>
+                </pic:blipFill>
+                <pic:spPr bwMode="auto">
+                  <a:xfrm>
+                    <a:off x="0" y="0"/>
+                    <a:ext cx="1120775" cy="1120775"/>
+                  </a:xfrm>
+                  <a:prstGeom prst="rect">
+                    <a:avLst/>
+                  </a:prstGeom>
+                  <a:noFill/>
+                </pic:spPr>
+              </pic:pic>
+            </a:graphicData>
+          </a:graphic>
+        </wp:anchor>
+      </w:drawing>
+      <w:drawing>
+        <wp:anchor distT="0" distB="0" distL="0" distR="0" simplePos="0" relativeHeight="61" behindDoc="1" locked="0" layoutInCell="1" allowOverlap="1">
+          <wp:simplePos x="0" y="0"/>
+          <wp:positionH relativeFrom="column">
+            <wp:posOffset>5113020</wp:posOffset>
+          </wp:positionH>
+          <wp:positionV relativeFrom="paragraph">
+            <wp:posOffset>-911225</wp:posOffset>
+          </wp:positionV>
+          <wp:extent cx="2242185" cy="2242185"/>
+          <wp:effectExtent l="0" t="0" r="0" b="0"/>
+          <wp:wrapNone/>
+          <wp:docPr id="15" name="図 39 Copy 1" descr="C:\Users\user\Pictures\Web素材\テクスチャ\ウェーブ\テンプレート用\bg_sircle.png"/>
+          <wp:cNvGraphicFramePr>
+            <a:graphicFrameLocks xmlns:a="http://schemas.openxmlformats.org/drawingml/2006/main" noChangeAspect="1"/>
+          </wp:cNvGraphicFramePr>
+          <a:graphic xmlns:a="http://schemas.openxmlformats.org/drawingml/2006/main">
+            <a:graphicData uri="http://schemas.openxmlformats.org/drawingml/2006/picture">
+              <pic:pic xmlns:pic="http://schemas.openxmlformats.org/drawingml/2006/picture">
+                <pic:nvPicPr>
+                  <pic:cNvPr id="15" name="図 39 Copy 1" descr="C:\Users\user\Pictures\Web素材\テクスチャ\ウェーブ\テンプレート用\bg_sircle.png"/>
+                  <pic:cNvPicPr>
+                    <a:picLocks noChangeAspect="1" noChangeArrowheads="1"/>
+                  </pic:cNvPicPr>
+                </pic:nvPicPr>
+                <pic:blipFill>
+                  <a:blip r:embed="rId5"/>
+                  <a:stretch>
+                    <a:fillRect/>
+                  </a:stretch>
+                </pic:blipFill>
+                <pic:spPr bwMode="auto">
+                  <a:xfrm>
+                    <a:off x="0" y="0"/>
+                    <a:ext cx="2242185" cy="2242185"/>
+                  </a:xfrm>
+                  <a:prstGeom prst="rect">
+                    <a:avLst/>
+                  </a:prstGeom>
+                  <a:noFill/>
+                </pic:spPr>
+              </pic:pic>
+            </a:graphicData>
+          </a:graphic>
+        </wp:anchor>
+      </w:drawing>
+      <w:drawing>
+        <wp:anchor distT="0" distB="0" distL="0" distR="0" simplePos="0" relativeHeight="71" behindDoc="1" locked="0" layoutInCell="1" allowOverlap="1">
+          <wp:simplePos x="0" y="0"/>
+          <wp:positionH relativeFrom="column">
+            <wp:posOffset>-409575</wp:posOffset>
+          </wp:positionH>
+          <wp:positionV relativeFrom="paragraph">
+            <wp:posOffset>-297180</wp:posOffset>
+          </wp:positionV>
+          <wp:extent cx="2409825" cy="442595"/>
+          <wp:effectExtent l="0" t="0" r="0" b="0"/>
+          <wp:wrapNone/>
+          <wp:docPr id="16" name="図 1 Copy 1"/>
+          <wp:cNvGraphicFramePr>
+            <a:graphicFrameLocks xmlns:a="http://schemas.openxmlformats.org/drawingml/2006/main" noChangeAspect="1"/>
+          </wp:cNvGraphicFramePr>
+          <a:graphic xmlns:a="http://schemas.openxmlformats.org/drawingml/2006/main">
+            <a:graphicData uri="http://schemas.openxmlformats.org/drawingml/2006/picture">
+              <pic:pic xmlns:pic="http://schemas.openxmlformats.org/drawingml/2006/picture">
+                <pic:nvPicPr>
+                  <pic:cNvPr id="16" name="図 1 Copy 1"/>
+                  <pic:cNvPicPr>
+                    <a:picLocks noChangeAspect="1" noChangeArrowheads="1"/>
+                  </pic:cNvPicPr>
+                </pic:nvPicPr>
+                <pic:blipFill>
+                  <a:blip r:embed="rId6"/>
+                  <a:stretch>
+                    <a:fillRect/>
+                  </a:stretch>
+                </pic:blipFill>
+                <pic:spPr bwMode="auto">
+                  <a:xfrm>
+                    <a:off x="0" y="0"/>
+                    <a:ext cx="2409825" cy="442595"/>
+                  </a:xfrm>
+                  <a:prstGeom prst="rect">
+                    <a:avLst/>
+                  </a:prstGeom>
+                  <a:noFill/>
+                </pic:spPr>
+              </pic:pic>
+            </a:graphicData>
+          </a:graphic>
+        </wp:anchor>
+      </w:drawing>
     </w:r>
   </w:p>
 </w:hdr>
@@ -9569,7 +9696,7 @@
           <wp:extent cx="7608570" cy="5706745"/>
           <wp:effectExtent l="0" t="0" r="0" b="0"/>
           <wp:wrapNone/>
-          <wp:docPr id="14" name="図 41" descr="C:\Users\user\Pictures\Web素材\テクスチャ\ウェーブ\テンプレート用\bg2.jpg"/>
+          <wp:docPr id="17" name="図 41" descr="C:\Users\user\Pictures\Web素材\テクスチャ\ウェーブ\テンプレート用\bg2.jpg"/>
           <wp:cNvGraphicFramePr>
             <a:graphicFrameLocks xmlns:a="http://schemas.openxmlformats.org/drawingml/2006/main" noChangeAspect="1"/>
           </wp:cNvGraphicFramePr>
@@ -9577,7 +9704,7 @@
             <a:graphicData uri="http://schemas.openxmlformats.org/drawingml/2006/picture">
               <pic:pic xmlns:pic="http://schemas.openxmlformats.org/drawingml/2006/picture">
                 <pic:nvPicPr>
-                  <pic:cNvPr id="14" name="図 41" descr="C:\Users\user\Pictures\Web素材\テクスチャ\ウェーブ\テンプレート用\bg2.jpg"/>
+                  <pic:cNvPr id="17" name="図 41" descr="C:\Users\user\Pictures\Web素材\テクスチャ\ウェーブ\テンプレート用\bg2.jpg"/>
                   <pic:cNvPicPr>
                     <a:picLocks noChangeAspect="1" noChangeArrowheads="1"/>
                   </pic:cNvPicPr>
@@ -11218,7 +11345,7 @@
   <w:style w:type="character" w:styleId="Style22" w:customStyle="1">
     <w:name w:val="表 (文字)"/>
     <w:basedOn w:val="DefaultParagraphFont"/>
-    <w:link w:val="Style33"/>
+    <w:link w:val="Style35"/>
     <w:qFormat/>
     <w:rsid w:val="00225534"/>
     <w:rPr>
@@ -11261,6 +11388,10 @@
   <w:style w:type="character" w:styleId="Style23">
     <w:name w:val="索引ジャンプ"/>
     <w:qFormat/>
+    <w:rPr/>
+  </w:style>
+  <w:style w:type="character" w:styleId="LineNumber">
+    <w:name w:val="line number"/>
     <w:rPr/>
   </w:style>
   <w:style w:type="paragraph" w:styleId="Style24">
@@ -11957,13 +12088,6 @@
     </w:rPr>
   </w:style>
   <w:style w:type="paragraph" w:styleId="Style33">
-    <w:name w:val="表"/>
-    <w:basedOn w:val="Caption"/>
-    <w:qFormat/>
-    <w:pPr/>
-    <w:rPr/>
-  </w:style>
-  <w:style w:type="paragraph" w:styleId="Style34">
     <w:name w:val="表の内容"/>
     <w:basedOn w:val="Normal"/>
     <w:qFormat/>
@@ -11973,9 +12097,9 @@
     </w:pPr>
     <w:rPr/>
   </w:style>
-  <w:style w:type="paragraph" w:styleId="Style35">
+  <w:style w:type="paragraph" w:styleId="Style34">
     <w:name w:val="表の見出し"/>
-    <w:basedOn w:val="Style34"/>
+    <w:basedOn w:val="Style33"/>
     <w:qFormat/>
     <w:pPr>
       <w:suppressLineNumbers/>
@@ -11985,6 +12109,13 @@
       <w:b/>
       <w:bCs/>
     </w:rPr>
+  </w:style>
+  <w:style w:type="paragraph" w:styleId="Style35">
+    <w:name w:val="表"/>
+    <w:basedOn w:val="Caption"/>
+    <w:qFormat/>
+    <w:pPr/>
+    <w:rPr/>
   </w:style>
   <w:style w:type="numbering" w:styleId="user8" w:default="1">
     <w:name w:val="記号なし (user)"/>

--- a/(PRGDE004)07_詳細設計書(変更・追加分)EPISODE1_1.0.0修正版.docx
+++ b/(PRGDE004)07_詳細設計書(変更・追加分)EPISODE1_1.0.0修正版.docx
@@ -53,7 +53,7 @@
           <w:r>
             <w:rPr/>
             <w:drawing>
-              <wp:anchor distT="0" distB="0" distL="0" distR="0" simplePos="0" relativeHeight="33" behindDoc="1" locked="0" layoutInCell="0" allowOverlap="1">
+              <wp:anchor distT="0" distB="0" distL="0" distR="0" simplePos="0" relativeHeight="63" behindDoc="1" locked="0" layoutInCell="0" allowOverlap="1">
                 <wp:simplePos x="0" y="0"/>
                 <wp:positionH relativeFrom="margin">
                   <wp:align>center</wp:align>
@@ -1839,7 +1839,7 @@
         <mc:AlternateContent>
           <mc:Choice Requires="wpg">
             <w:drawing>
-              <wp:anchor distT="0" distB="3810" distL="100330" distR="127000" simplePos="0" relativeHeight="34" behindDoc="0" locked="0" layoutInCell="0" allowOverlap="1" wp14:anchorId="0CE766BB">
+              <wp:anchor distT="0" distB="4445" distL="100330" distR="127000" simplePos="0" relativeHeight="64" behindDoc="0" locked="0" layoutInCell="0" allowOverlap="1" wp14:anchorId="0CE766BB">
                 <wp:simplePos x="0" y="0"/>
                 <wp:positionH relativeFrom="column">
                   <wp:posOffset>628015</wp:posOffset>
@@ -1892,7 +1892,7 @@
                         <wps:spPr>
                           <a:xfrm>
                             <a:off x="0" y="250200"/>
-                            <a:ext cx="4907160" cy="297720"/>
+                            <a:ext cx="4907160" cy="296640"/>
                           </a:xfrm>
                           <a:prstGeom prst="roundRect">
                             <a:avLst>
@@ -1959,7 +1959,7 @@
                         <wps:spPr>
                           <a:xfrm>
                             <a:off x="0" y="551880"/>
-                            <a:ext cx="4907160" cy="297720"/>
+                            <a:ext cx="4907160" cy="296640"/>
                           </a:xfrm>
                           <a:prstGeom prst="roundRect">
                             <a:avLst>
@@ -2025,8 +2025,8 @@
                         <wps:cNvSpPr/>
                         <wps:spPr>
                           <a:xfrm>
-                            <a:off x="17280" y="2487960"/>
-                            <a:ext cx="4888800" cy="220320"/>
+                            <a:off x="17280" y="2489040"/>
+                            <a:ext cx="4888800" cy="219240"/>
                           </a:xfrm>
                           <a:prstGeom prst="roundRect">
                             <a:avLst>
@@ -2093,7 +2093,7 @@
                         <wps:spPr>
                           <a:xfrm>
                             <a:off x="759600" y="862200"/>
-                            <a:ext cx="953280" cy="1586880"/>
+                            <a:ext cx="951840" cy="1586880"/>
                           </a:xfrm>
                           <a:prstGeom prst="roundRect">
                             <a:avLst>
@@ -2254,7 +2254,7 @@
                   <v:stroke color="#3465a4" joinstyle="round" endcap="flat"/>
                   <w10:wrap type="topAndBottom"/>
                 </v:shape>
-                <v:roundrect id="shape_0" stroked="t" o:allowincell="f" style="position:absolute;left:989;top:2175;width:7727;height:468;mso-wrap-style:square;v-text-anchor:middle">
+                <v:roundrect id="shape_0" stroked="t" o:allowincell="f" style="position:absolute;left:989;top:2175;width:7727;height:466;mso-wrap-style:square;v-text-anchor:middle">
                   <v:fill o:detectmouseclick="t" on="false"/>
                   <v:stroke color="#4bacc6" weight="25560" dashstyle="shortdash" joinstyle="round" endcap="flat"/>
                   <v:textbox>
@@ -2286,7 +2286,7 @@
                   </v:textbox>
                   <w10:wrap type="topAndBottom"/>
                 </v:roundrect>
-                <v:roundrect id="shape_0" stroked="t" o:allowincell="f" style="position:absolute;left:989;top:2650;width:7727;height:468;mso-wrap-style:square;v-text-anchor:middle">
+                <v:roundrect id="shape_0" stroked="t" o:allowincell="f" style="position:absolute;left:989;top:2650;width:7727;height:466;mso-wrap-style:square;v-text-anchor:middle">
                   <v:fill o:detectmouseclick="t" on="false"/>
                   <v:stroke color="#4bacc6" weight="25560" dashstyle="shortdash" joinstyle="round" endcap="flat"/>
                   <v:textbox>
@@ -2318,7 +2318,7 @@
                   </v:textbox>
                   <w10:wrap type="topAndBottom"/>
                 </v:roundrect>
-                <v:roundrect id="shape_0" stroked="t" o:allowincell="f" style="position:absolute;left:1016;top:5699;width:7698;height:346;mso-wrap-style:square;v-text-anchor:middle">
+                <v:roundrect id="shape_0" stroked="t" o:allowincell="f" style="position:absolute;left:1016;top:5700;width:7698;height:344;mso-wrap-style:square;v-text-anchor:middle">
                   <v:fill o:detectmouseclick="t" on="false"/>
                   <v:stroke color="#4bacc6" weight="25560" dashstyle="shortdash" joinstyle="round" endcap="flat"/>
                   <v:textbox>
@@ -2350,7 +2350,7 @@
                   </v:textbox>
                   <w10:wrap type="topAndBottom"/>
                 </v:roundrect>
-                <v:roundrect id="shape_0" stroked="t" o:allowincell="f" style="position:absolute;left:2185;top:3139;width:1500;height:2498;mso-wrap-style:square;v-text-anchor:middle">
+                <v:roundrect id="shape_0" stroked="t" o:allowincell="f" style="position:absolute;left:2185;top:3139;width:1498;height:2498;mso-wrap-style:square;v-text-anchor:middle">
                   <v:fill o:detectmouseclick="t" on="false"/>
                   <v:stroke color="#4bacc6" weight="25560" dashstyle="shortdash" joinstyle="round" endcap="flat"/>
                   <v:textbox>
@@ -2421,7 +2421,7 @@
         <mc:AlternateContent>
           <mc:Choice Requires="wps">
             <w:drawing>
-              <wp:anchor distT="1270" distB="0" distL="1270" distR="635" simplePos="0" relativeHeight="41" behindDoc="0" locked="0" layoutInCell="1" allowOverlap="1">
+              <wp:anchor distT="1270" distB="0" distL="1270" distR="635" simplePos="0" relativeHeight="71" behindDoc="0" locked="0" layoutInCell="1" allowOverlap="1">
                 <wp:simplePos x="0" y="0"/>
                 <wp:positionH relativeFrom="column">
                   <wp:posOffset>2810510</wp:posOffset>
@@ -2552,7 +2552,7 @@
       <w:r>
         <w:rPr/>
         <w:drawing>
-          <wp:anchor distT="0" distB="0" distL="0" distR="0" simplePos="0" relativeHeight="40" behindDoc="0" locked="0" layoutInCell="0" allowOverlap="1">
+          <wp:anchor distT="0" distB="0" distL="0" distR="0" simplePos="0" relativeHeight="70" behindDoc="0" locked="0" layoutInCell="0" allowOverlap="1">
             <wp:simplePos x="0" y="0"/>
             <wp:positionH relativeFrom="column">
               <wp:posOffset>1511300</wp:posOffset>
@@ -2753,11 +2753,11 @@
         <w:tblLook w:firstRow="1" w:noVBand="1" w:lastRow="0" w:firstColumn="0" w:lastColumn="0" w:noHBand="1" w:val="0620"/>
       </w:tblPr>
       <w:tblGrid>
-        <w:gridCol w:w="1774"/>
+        <w:gridCol w:w="1772"/>
         <w:gridCol w:w="2205"/>
-        <w:gridCol w:w="1173"/>
-        <w:gridCol w:w="1522"/>
-        <w:gridCol w:w="3253"/>
+        <w:gridCol w:w="1175"/>
+        <w:gridCol w:w="1520"/>
+        <w:gridCol w:w="3255"/>
       </w:tblGrid>
       <w:tr>
         <w:trPr>
@@ -2766,7 +2766,7 @@
         </w:trPr>
         <w:tc>
           <w:tcPr>
-            <w:tcW w:w="1774" w:type="dxa"/>
+            <w:tcW w:w="1772" w:type="dxa"/>
             <w:tcBorders/>
             <w:shd w:color="auto" w:fill="4F81BD" w:themeFill="accent1" w:val="clear"/>
           </w:tcPr>
@@ -2824,7 +2824,7 @@
         </w:tc>
         <w:tc>
           <w:tcPr>
-            <w:tcW w:w="1173" w:type="dxa"/>
+            <w:tcW w:w="1175" w:type="dxa"/>
             <w:tcBorders/>
             <w:shd w:color="auto" w:fill="4F81BD" w:themeFill="accent1" w:val="clear"/>
           </w:tcPr>
@@ -2879,7 +2879,7 @@
         </w:tc>
         <w:tc>
           <w:tcPr>
-            <w:tcW w:w="1522" w:type="dxa"/>
+            <w:tcW w:w="1520" w:type="dxa"/>
             <w:tcBorders/>
             <w:shd w:color="auto" w:fill="4F81BD" w:themeFill="accent1" w:val="clear"/>
           </w:tcPr>
@@ -2940,7 +2940,7 @@
         </w:tc>
         <w:tc>
           <w:tcPr>
-            <w:tcW w:w="3253" w:type="dxa"/>
+            <w:tcW w:w="3255" w:type="dxa"/>
             <w:tcBorders/>
             <w:shd w:color="auto" w:fill="4F81BD" w:themeFill="accent1" w:val="clear"/>
           </w:tcPr>
@@ -3000,7 +3000,7 @@
         </w:trPr>
         <w:tc>
           <w:tcPr>
-            <w:tcW w:w="1774" w:type="dxa"/>
+            <w:tcW w:w="1772" w:type="dxa"/>
             <w:tcBorders/>
           </w:tcPr>
           <w:p>
@@ -3088,7 +3088,7 @@
         </w:tc>
         <w:tc>
           <w:tcPr>
-            <w:tcW w:w="1173" w:type="dxa"/>
+            <w:tcW w:w="1175" w:type="dxa"/>
             <w:tcBorders/>
           </w:tcPr>
           <w:p>
@@ -3114,7 +3114,7 @@
         </w:tc>
         <w:tc>
           <w:tcPr>
-            <w:tcW w:w="1522" w:type="dxa"/>
+            <w:tcW w:w="1520" w:type="dxa"/>
             <w:tcBorders/>
           </w:tcPr>
           <w:p>
@@ -3140,7 +3140,7 @@
         </w:tc>
         <w:tc>
           <w:tcPr>
-            <w:tcW w:w="3253" w:type="dxa"/>
+            <w:tcW w:w="3255" w:type="dxa"/>
             <w:tcBorders/>
           </w:tcPr>
           <w:p>
@@ -3216,7 +3216,7 @@
         </w:trPr>
         <w:tc>
           <w:tcPr>
-            <w:tcW w:w="1774" w:type="dxa"/>
+            <w:tcW w:w="1772" w:type="dxa"/>
             <w:tcBorders/>
           </w:tcPr>
           <w:p>
@@ -3268,7 +3268,7 @@
         </w:tc>
         <w:tc>
           <w:tcPr>
-            <w:tcW w:w="1173" w:type="dxa"/>
+            <w:tcW w:w="1175" w:type="dxa"/>
             <w:tcBorders/>
           </w:tcPr>
           <w:p>
@@ -3294,7 +3294,7 @@
         </w:tc>
         <w:tc>
           <w:tcPr>
-            <w:tcW w:w="1522" w:type="dxa"/>
+            <w:tcW w:w="1520" w:type="dxa"/>
             <w:tcBorders/>
           </w:tcPr>
           <w:p>
@@ -3320,7 +3320,7 @@
         </w:tc>
         <w:tc>
           <w:tcPr>
-            <w:tcW w:w="3253" w:type="dxa"/>
+            <w:tcW w:w="3255" w:type="dxa"/>
             <w:tcBorders/>
           </w:tcPr>
           <w:p>
@@ -3369,7 +3369,7 @@
         </w:trPr>
         <w:tc>
           <w:tcPr>
-            <w:tcW w:w="1774" w:type="dxa"/>
+            <w:tcW w:w="1772" w:type="dxa"/>
             <w:tcBorders/>
           </w:tcPr>
           <w:p>
@@ -3421,7 +3421,7 @@
         </w:tc>
         <w:tc>
           <w:tcPr>
-            <w:tcW w:w="1173" w:type="dxa"/>
+            <w:tcW w:w="1175" w:type="dxa"/>
             <w:tcBorders/>
           </w:tcPr>
           <w:p>
@@ -3447,7 +3447,7 @@
         </w:tc>
         <w:tc>
           <w:tcPr>
-            <w:tcW w:w="1522" w:type="dxa"/>
+            <w:tcW w:w="1520" w:type="dxa"/>
             <w:tcBorders/>
           </w:tcPr>
           <w:p>
@@ -3473,7 +3473,7 @@
         </w:tc>
         <w:tc>
           <w:tcPr>
-            <w:tcW w:w="3253" w:type="dxa"/>
+            <w:tcW w:w="3255" w:type="dxa"/>
             <w:tcBorders/>
           </w:tcPr>
           <w:p>
@@ -3522,7 +3522,7 @@
         </w:trPr>
         <w:tc>
           <w:tcPr>
-            <w:tcW w:w="1774" w:type="dxa"/>
+            <w:tcW w:w="1772" w:type="dxa"/>
             <w:tcBorders>
               <w:top w:val="nil"/>
             </w:tcBorders>
@@ -3614,7 +3614,7 @@
         </w:tc>
         <w:tc>
           <w:tcPr>
-            <w:tcW w:w="1173" w:type="dxa"/>
+            <w:tcW w:w="1175" w:type="dxa"/>
             <w:tcBorders>
               <w:top w:val="nil"/>
             </w:tcBorders>
@@ -3642,7 +3642,7 @@
         </w:tc>
         <w:tc>
           <w:tcPr>
-            <w:tcW w:w="1522" w:type="dxa"/>
+            <w:tcW w:w="1520" w:type="dxa"/>
             <w:tcBorders>
               <w:top w:val="nil"/>
             </w:tcBorders>
@@ -3670,7 +3670,7 @@
         </w:tc>
         <w:tc>
           <w:tcPr>
-            <w:tcW w:w="3253" w:type="dxa"/>
+            <w:tcW w:w="3255" w:type="dxa"/>
             <w:tcBorders>
               <w:top w:val="nil"/>
             </w:tcBorders>
@@ -3748,7 +3748,7 @@
         </w:trPr>
         <w:tc>
           <w:tcPr>
-            <w:tcW w:w="1774" w:type="dxa"/>
+            <w:tcW w:w="1772" w:type="dxa"/>
             <w:tcBorders>
               <w:top w:val="nil"/>
             </w:tcBorders>
@@ -3828,7 +3828,7 @@
         </w:tc>
         <w:tc>
           <w:tcPr>
-            <w:tcW w:w="1173" w:type="dxa"/>
+            <w:tcW w:w="1175" w:type="dxa"/>
             <w:tcBorders>
               <w:top w:val="nil"/>
             </w:tcBorders>
@@ -3856,7 +3856,7 @@
         </w:tc>
         <w:tc>
           <w:tcPr>
-            <w:tcW w:w="1522" w:type="dxa"/>
+            <w:tcW w:w="1520" w:type="dxa"/>
             <w:tcBorders>
               <w:top w:val="nil"/>
             </w:tcBorders>
@@ -3884,7 +3884,7 @@
         </w:tc>
         <w:tc>
           <w:tcPr>
-            <w:tcW w:w="3253" w:type="dxa"/>
+            <w:tcW w:w="3255" w:type="dxa"/>
             <w:tcBorders>
               <w:top w:val="nil"/>
             </w:tcBorders>
@@ -3917,7 +3917,7 @@
         </w:trPr>
         <w:tc>
           <w:tcPr>
-            <w:tcW w:w="1774" w:type="dxa"/>
+            <w:tcW w:w="1772" w:type="dxa"/>
             <w:tcBorders>
               <w:top w:val="nil"/>
             </w:tcBorders>
@@ -3999,7 +3999,7 @@
         </w:tc>
         <w:tc>
           <w:tcPr>
-            <w:tcW w:w="1173" w:type="dxa"/>
+            <w:tcW w:w="1175" w:type="dxa"/>
             <w:tcBorders>
               <w:top w:val="nil"/>
             </w:tcBorders>
@@ -4028,7 +4028,7 @@
         </w:tc>
         <w:tc>
           <w:tcPr>
-            <w:tcW w:w="1522" w:type="dxa"/>
+            <w:tcW w:w="1520" w:type="dxa"/>
             <w:tcBorders>
               <w:top w:val="nil"/>
             </w:tcBorders>
@@ -4057,7 +4057,7 @@
         </w:tc>
         <w:tc>
           <w:tcPr>
-            <w:tcW w:w="3253" w:type="dxa"/>
+            <w:tcW w:w="3255" w:type="dxa"/>
             <w:tcBorders>
               <w:top w:val="nil"/>
             </w:tcBorders>
@@ -4244,13 +4244,13 @@
       </w:tblPr>
       <w:tblGrid>
         <w:gridCol w:w="421"/>
-        <w:gridCol w:w="1650"/>
-        <w:gridCol w:w="334"/>
+        <w:gridCol w:w="1648"/>
+        <w:gridCol w:w="336"/>
         <w:gridCol w:w="2105"/>
-        <w:gridCol w:w="1441"/>
-        <w:gridCol w:w="1278"/>
-        <w:gridCol w:w="1266"/>
-        <w:gridCol w:w="1278"/>
+        <w:gridCol w:w="1439"/>
+        <w:gridCol w:w="1280"/>
+        <w:gridCol w:w="1264"/>
+        <w:gridCol w:w="1280"/>
       </w:tblGrid>
       <w:tr>
         <w:trPr>
@@ -4364,7 +4364,7 @@
         <w:trPr/>
         <w:tc>
           <w:tcPr>
-            <w:tcW w:w="2071" w:type="dxa"/>
+            <w:tcW w:w="2069" w:type="dxa"/>
             <w:gridSpan w:val="2"/>
             <w:tcBorders/>
             <w:shd w:color="auto" w:fill="4F81BD" w:themeFill="accent1" w:val="clear"/>
@@ -4392,7 +4392,7 @@
         </w:tc>
         <w:tc>
           <w:tcPr>
-            <w:tcW w:w="2439" w:type="dxa"/>
+            <w:tcW w:w="2441" w:type="dxa"/>
             <w:gridSpan w:val="2"/>
             <w:tcBorders/>
             <w:shd w:color="auto" w:fill="4F81BD" w:themeFill="accent1" w:val="clear"/>
@@ -4420,7 +4420,7 @@
         </w:tc>
         <w:tc>
           <w:tcPr>
-            <w:tcW w:w="1441" w:type="dxa"/>
+            <w:tcW w:w="1439" w:type="dxa"/>
             <w:tcBorders/>
             <w:shd w:color="auto" w:fill="4F81BD" w:themeFill="accent1" w:val="clear"/>
           </w:tcPr>
@@ -4447,7 +4447,7 @@
         </w:tc>
         <w:tc>
           <w:tcPr>
-            <w:tcW w:w="1278" w:type="dxa"/>
+            <w:tcW w:w="1280" w:type="dxa"/>
             <w:tcBorders/>
             <w:shd w:color="auto" w:fill="4F81BD" w:themeFill="accent1" w:val="clear"/>
           </w:tcPr>
@@ -4474,7 +4474,7 @@
         </w:tc>
         <w:tc>
           <w:tcPr>
-            <w:tcW w:w="1266" w:type="dxa"/>
+            <w:tcW w:w="1264" w:type="dxa"/>
             <w:tcBorders/>
             <w:shd w:color="auto" w:fill="4F81BD" w:themeFill="accent1" w:val="clear"/>
           </w:tcPr>
@@ -4501,7 +4501,7 @@
         </w:tc>
         <w:tc>
           <w:tcPr>
-            <w:tcW w:w="1278" w:type="dxa"/>
+            <w:tcW w:w="1280" w:type="dxa"/>
             <w:tcBorders/>
             <w:shd w:color="auto" w:fill="4F81BD" w:themeFill="accent1" w:val="clear"/>
           </w:tcPr>
@@ -4574,7 +4574,7 @@
         </w:tc>
         <w:tc>
           <w:tcPr>
-            <w:tcW w:w="1650" w:type="dxa"/>
+            <w:tcW w:w="1648" w:type="dxa"/>
             <w:tcBorders/>
           </w:tcPr>
           <w:p>
@@ -4600,7 +4600,7 @@
         </w:tc>
         <w:tc>
           <w:tcPr>
-            <w:tcW w:w="334" w:type="dxa"/>
+            <w:tcW w:w="336" w:type="dxa"/>
             <w:tcBorders/>
           </w:tcPr>
           <w:p>
@@ -4652,7 +4652,7 @@
         </w:tc>
         <w:tc>
           <w:tcPr>
-            <w:tcW w:w="1441" w:type="dxa"/>
+            <w:tcW w:w="1439" w:type="dxa"/>
             <w:tcBorders/>
           </w:tcPr>
           <w:p>
@@ -4678,7 +4678,7 @@
         </w:tc>
         <w:tc>
           <w:tcPr>
-            <w:tcW w:w="1278" w:type="dxa"/>
+            <w:tcW w:w="1280" w:type="dxa"/>
             <w:tcBorders/>
           </w:tcPr>
           <w:p>
@@ -4704,7 +4704,7 @@
         </w:tc>
         <w:tc>
           <w:tcPr>
-            <w:tcW w:w="1266" w:type="dxa"/>
+            <w:tcW w:w="1264" w:type="dxa"/>
             <w:tcBorders/>
           </w:tcPr>
           <w:p>
@@ -4730,7 +4730,7 @@
         </w:tc>
         <w:tc>
           <w:tcPr>
-            <w:tcW w:w="1278" w:type="dxa"/>
+            <w:tcW w:w="1280" w:type="dxa"/>
             <w:tcBorders/>
           </w:tcPr>
           <w:p>
@@ -6471,6 +6471,26 @@
             <w:r>
               <w:rPr>
                 <w:rFonts w:hint="eastAsia"/>
+                <w:color w:val="FF4000"/>
+                <w:kern w:val="2"/>
+                <w:lang w:val="en-US" w:eastAsia="ja-JP" w:bidi="ar-SA"/>
+              </w:rPr>
+              <w:t>・セッションスコープからログイン会員情報を取得</w:t>
+            </w:r>
+          </w:p>
+          <w:p>
+            <w:pPr>
+              <w:pStyle w:val="Style30"/>
+              <w:spacing w:before="0" w:after="0"/>
+              <w:jc w:val="left"/>
+              <w:rPr>
+                <w:kern w:val="2"/>
+                <w:lang w:val="en-US" w:eastAsia="ja-JP" w:bidi="ar-SA"/>
+              </w:rPr>
+            </w:pPr>
+            <w:r>
+              <w:rPr>
+                <w:rFonts w:hint="eastAsia"/>
                 <w:kern w:val="2"/>
                 <w:lang w:val="en-US" w:eastAsia="ja-JP" w:bidi="ar-SA"/>
               </w:rPr>
@@ -6513,7 +6533,7 @@
                 <w:kern w:val="2"/>
                 <w:lang w:val="en-US" w:eastAsia="ja-JP" w:bidi="ar-SA"/>
               </w:rPr>
-              <w:t>・タイムセール時以外</w:t>
+              <w:t>・タイムセール時以外の場合、クーポン残高が</w:t>
             </w:r>
             <w:r>
               <w:rPr>
@@ -6522,6 +6542,24 @@
                 <w:kern w:val="2"/>
                 <w:lang w:val="en-US" w:eastAsia="ja-JP" w:bidi="ar-SA"/>
               </w:rPr>
+              <w:t>1</w:t>
+            </w:r>
+            <w:r>
+              <w:rPr>
+                <w:rFonts w:hint="eastAsia"/>
+                <w:color w:val="FF4000"/>
+                <w:kern w:val="2"/>
+                <w:lang w:val="en-US" w:eastAsia="ja-JP" w:bidi="ar-SA"/>
+              </w:rPr>
+              <w:t>枚以上であれば</w:t>
+            </w:r>
+            <w:r>
+              <w:rPr>
+                <w:rFonts w:hint="eastAsia"/>
+                <w:color w:val="FF4000"/>
+                <w:kern w:val="2"/>
+                <w:lang w:val="en-US" w:eastAsia="ja-JP" w:bidi="ar-SA"/>
+              </w:rPr>
               <w:t>10</w:t>
             </w:r>
             <w:r>
@@ -6531,7 +6569,7 @@
                 <w:kern w:val="2"/>
                 <w:lang w:val="en-US" w:eastAsia="ja-JP" w:bidi="ar-SA"/>
               </w:rPr>
-              <w:t>％オフクーポンの選択肢を表示</w:t>
+              <w:t>％オフクーポンを表示</w:t>
             </w:r>
           </w:p>
           <w:p>
@@ -6550,7 +6588,25 @@
                 <w:kern w:val="2"/>
                 <w:lang w:val="en-US" w:eastAsia="ja-JP" w:bidi="ar-SA"/>
               </w:rPr>
-              <w:t>・タイムセール期間中の場合、クーポンは利用不可</w:t>
+              <w:t>・タイムセール期間中またはクーポン残高が</w:t>
+            </w:r>
+            <w:r>
+              <w:rPr>
+                <w:rFonts w:hint="eastAsia"/>
+                <w:color w:val="FF4000"/>
+                <w:kern w:val="2"/>
+                <w:lang w:val="en-US" w:eastAsia="ja-JP" w:bidi="ar-SA"/>
+              </w:rPr>
+              <w:t>0</w:t>
+            </w:r>
+            <w:r>
+              <w:rPr>
+                <w:rFonts w:hint="eastAsia"/>
+                <w:color w:val="FF4000"/>
+                <w:kern w:val="2"/>
+                <w:lang w:val="en-US" w:eastAsia="ja-JP" w:bidi="ar-SA"/>
+              </w:rPr>
+              <w:t>枚の場合、クーポンは利用不可</w:t>
             </w:r>
           </w:p>
           <w:p>
@@ -9533,7 +9589,7 @@
         </wp:anchor>
       </w:drawing>
       <w:drawing>
-        <wp:anchor distT="0" distB="0" distL="0" distR="0" simplePos="0" relativeHeight="51" behindDoc="1" locked="0" layoutInCell="1" allowOverlap="1">
+        <wp:anchor distT="0" distB="0" distL="0" distR="0" simplePos="0" relativeHeight="42" behindDoc="1" locked="0" layoutInCell="1" allowOverlap="1">
           <wp:simplePos x="0" y="0"/>
           <wp:positionH relativeFrom="column">
             <wp:posOffset>4255770</wp:posOffset>
@@ -9579,7 +9635,7 @@
         </wp:anchor>
       </w:drawing>
       <w:drawing>
-        <wp:anchor distT="0" distB="0" distL="0" distR="0" simplePos="0" relativeHeight="61" behindDoc="1" locked="0" layoutInCell="1" allowOverlap="1">
+        <wp:anchor distT="0" distB="0" distL="0" distR="0" simplePos="0" relativeHeight="52" behindDoc="1" locked="0" layoutInCell="1" allowOverlap="1">
           <wp:simplePos x="0" y="0"/>
           <wp:positionH relativeFrom="column">
             <wp:posOffset>5113020</wp:posOffset>
@@ -9625,7 +9681,7 @@
         </wp:anchor>
       </w:drawing>
       <w:drawing>
-        <wp:anchor distT="0" distB="0" distL="0" distR="0" simplePos="0" relativeHeight="71" behindDoc="1" locked="0" layoutInCell="1" allowOverlap="1">
+        <wp:anchor distT="0" distB="0" distL="0" distR="0" simplePos="0" relativeHeight="62" behindDoc="1" locked="0" layoutInCell="1" allowOverlap="1">
           <wp:simplePos x="0" y="0"/>
           <wp:positionH relativeFrom="column">
             <wp:posOffset>-409575</wp:posOffset>
